--- a/2026/10/16/transcripts-combined.docx
+++ b/2026/10/16/transcripts-combined.docx
@@ -25,7 +25,7 @@
     </w:p>
     <w:p>
       <w:r>
-        <w:t>Published (UTC): 2026-10-17T03:15:29.234611+00:00</w:t>
+        <w:t>Published (UTC): 2026-10-16T23:00:36+00:00</w:t>
       </w:r>
     </w:p>
     <w:p>
